--- a/分子生物学(Molecular Biology)/作业/HW3/作业3.docx
+++ b/分子生物学(Molecular Biology)/作业/HW3/作业3.docx
@@ -3763,13 +3763,7 @@
         <w:rPr>
           <w:rFonts w:ascii="Times New Roman" w:eastAsia="SimSun" w:hAnsi="Times New Roman" w:cs="Times New Roman" w:hint="eastAsia"/>
         </w:rPr>
-        <w:t>信号通路的上游负调控因子</w:t>
-      </w:r>
-      <w:r>
-        <w:rPr>
-          <w:rFonts w:ascii="Times New Roman" w:eastAsia="SimSun" w:hAnsi="Times New Roman" w:cs="Times New Roman" w:hint="eastAsia"/>
-        </w:rPr>
-        <w:t>，</w:t>
+        <w:t>信号通路的上游负调控因子，</w:t>
       </w:r>
       <w:r>
         <w:rPr>
@@ -3870,7 +3864,7 @@
         <w:spacing w:line="360" w:lineRule="auto"/>
         <w:ind w:left="720" w:firstLineChars="0" w:firstLine="0"/>
         <w:rPr>
-          <w:rFonts w:ascii="Times New Roman" w:eastAsia="SimSun" w:hAnsi="Times New Roman" w:cs="Times New Roman" w:hint="eastAsia"/>
+          <w:rFonts w:ascii="Times New Roman" w:eastAsia="SimSun" w:hAnsi="Times New Roman" w:cs="Times New Roman"/>
         </w:rPr>
       </w:pPr>
       <w:r>
@@ -4053,23 +4047,7 @@
           <w:b/>
           <w:bCs/>
         </w:rPr>
-        <w:t>抑制肿瘤</w:t>
-      </w:r>
-      <w:r>
-        <w:rPr>
-          <w:rFonts w:ascii="Times New Roman" w:eastAsia="SimSun" w:hAnsi="Times New Roman" w:cs="Times New Roman" w:hint="eastAsia"/>
-          <w:b/>
-          <w:bCs/>
-        </w:rPr>
-        <w:t>的</w:t>
-      </w:r>
-      <w:r>
-        <w:rPr>
-          <w:rFonts w:ascii="Times New Roman" w:eastAsia="SimSun" w:hAnsi="Times New Roman" w:cs="Times New Roman" w:hint="eastAsia"/>
-          <w:b/>
-          <w:bCs/>
-        </w:rPr>
-        <w:t>发生</w:t>
+        <w:t>抑制肿瘤的发生</w:t>
       </w:r>
       <w:r>
         <w:rPr>
@@ -4086,7 +4064,7 @@
         <w:spacing w:line="360" w:lineRule="auto"/>
         <w:ind w:left="720" w:firstLineChars="0" w:firstLine="0"/>
         <w:rPr>
-          <w:rFonts w:ascii="Times New Roman" w:eastAsia="SimSun" w:hAnsi="Times New Roman" w:cs="Times New Roman" w:hint="eastAsia"/>
+          <w:rFonts w:ascii="Times New Roman" w:eastAsia="SimSun" w:hAnsi="Times New Roman" w:cs="Times New Roman"/>
         </w:rPr>
       </w:pPr>
       <w:r>
@@ -4414,13 +4392,7 @@
         <w:rPr>
           <w:rFonts w:ascii="Times New Roman" w:eastAsia="SimSun" w:hAnsi="Times New Roman" w:cs="Times New Roman" w:hint="eastAsia"/>
         </w:rPr>
-        <w:t>）表达增加，从而</w:t>
-      </w:r>
-      <w:r>
-        <w:rPr>
-          <w:rFonts w:ascii="Times New Roman" w:eastAsia="SimSun" w:hAnsi="Times New Roman" w:cs="Times New Roman" w:hint="eastAsia"/>
-        </w:rPr>
-        <w:t>促进</w:t>
+        <w:t>）表达增加，从而促进</w:t>
       </w:r>
       <w:r>
         <w:rPr>
@@ -4821,7 +4793,7 @@
         <w:spacing w:line="360" w:lineRule="auto"/>
         <w:ind w:left="720" w:firstLineChars="0" w:firstLine="0"/>
         <w:rPr>
-          <w:rFonts w:ascii="Times New Roman" w:eastAsia="SimSun" w:hAnsi="Times New Roman" w:cs="Times New Roman" w:hint="eastAsia"/>
+          <w:rFonts w:ascii="Times New Roman" w:eastAsia="SimSun" w:hAnsi="Times New Roman" w:cs="Times New Roman"/>
           <w:lang w:val="en-CN"/>
         </w:rPr>
       </w:pPr>
@@ -5250,7 +5222,7 @@
         <w:spacing w:line="360" w:lineRule="auto"/>
         <w:ind w:left="720" w:firstLineChars="0" w:firstLine="0"/>
         <w:rPr>
-          <w:rFonts w:ascii="Times New Roman" w:eastAsia="SimSun" w:hAnsi="Times New Roman" w:cs="Times New Roman" w:hint="eastAsia"/>
+          <w:rFonts w:ascii="Times New Roman" w:eastAsia="SimSun" w:hAnsi="Times New Roman" w:cs="Times New Roman"/>
         </w:rPr>
       </w:pPr>
       <w:r>
@@ -5452,7 +5424,7 @@
         <w:spacing w:line="360" w:lineRule="auto"/>
         <w:ind w:firstLineChars="0"/>
         <w:rPr>
-          <w:rFonts w:ascii="Times New Roman" w:eastAsia="SimSun" w:hAnsi="Times New Roman" w:cs="Times New Roman" w:hint="eastAsia"/>
+          <w:rFonts w:ascii="Times New Roman" w:eastAsia="SimSun" w:hAnsi="Times New Roman" w:cs="Times New Roman"/>
           <w:b/>
           <w:bCs/>
         </w:rPr>
@@ -5619,7 +5591,7 @@
         <w:spacing w:line="360" w:lineRule="auto"/>
         <w:ind w:firstLineChars="0"/>
         <w:rPr>
-          <w:rFonts w:ascii="Times New Roman" w:eastAsia="SimSun" w:hAnsi="Times New Roman" w:cs="Times New Roman" w:hint="eastAsia"/>
+          <w:rFonts w:ascii="Times New Roman" w:eastAsia="SimSun" w:hAnsi="Times New Roman" w:cs="Times New Roman"/>
           <w:b/>
           <w:bCs/>
         </w:rPr>
@@ -5639,7 +5611,7 @@
         <w:spacing w:line="360" w:lineRule="auto"/>
         <w:ind w:left="720" w:firstLineChars="0" w:firstLine="0"/>
         <w:rPr>
-          <w:rFonts w:ascii="Times New Roman" w:eastAsia="SimSun" w:hAnsi="Times New Roman" w:cs="Times New Roman"/>
+          <w:rFonts w:ascii="Times New Roman" w:eastAsia="SimSun" w:hAnsi="Times New Roman" w:cs="Times New Roman" w:hint="eastAsia"/>
         </w:rPr>
       </w:pPr>
       <w:r>
@@ -5658,7 +5630,13 @@
         <w:rPr>
           <w:rFonts w:ascii="Times New Roman" w:eastAsia="SimSun" w:hAnsi="Times New Roman" w:cs="Times New Roman"/>
         </w:rPr>
-        <w:t>与其他去泛素化酶的相互作用及协同效应。</w:t>
+        <w:t>与其他去泛素化酶的相互作用及协同效应</w:t>
+      </w:r>
+      <w:r>
+        <w:rPr>
+          <w:rFonts w:ascii="Times New Roman" w:eastAsia="SimSun" w:hAnsi="Times New Roman" w:cs="Times New Roman" w:hint="eastAsia"/>
+        </w:rPr>
+        <w:t>；</w:t>
       </w:r>
     </w:p>
     <w:p>
@@ -5667,7 +5645,7 @@
         <w:spacing w:line="360" w:lineRule="auto"/>
         <w:ind w:left="720" w:firstLineChars="0" w:firstLine="0"/>
         <w:rPr>
-          <w:rFonts w:ascii="Times New Roman" w:eastAsia="SimSun" w:hAnsi="Times New Roman" w:cs="Times New Roman" w:hint="eastAsia"/>
+          <w:rFonts w:ascii="Times New Roman" w:eastAsia="SimSun" w:hAnsi="Times New Roman" w:cs="Times New Roman"/>
         </w:rPr>
       </w:pPr>
       <w:r>
@@ -5686,7 +5664,13 @@
         <w:rPr>
           <w:rFonts w:ascii="Times New Roman" w:eastAsia="SimSun" w:hAnsi="Times New Roman" w:cs="Times New Roman" w:hint="eastAsia"/>
         </w:rPr>
-        <w:t>的其他生理功能。</w:t>
+        <w:t>的其他生理功能</w:t>
+      </w:r>
+      <w:r>
+        <w:rPr>
+          <w:rFonts w:ascii="Times New Roman" w:eastAsia="SimSun" w:hAnsi="Times New Roman" w:cs="Times New Roman" w:hint="eastAsia"/>
+        </w:rPr>
+        <w:t>；</w:t>
       </w:r>
     </w:p>
     <w:p>
@@ -5695,7 +5679,7 @@
         <w:spacing w:line="360" w:lineRule="auto"/>
         <w:ind w:left="720" w:firstLineChars="0" w:firstLine="0"/>
         <w:rPr>
-          <w:rFonts w:ascii="Times New Roman" w:eastAsia="SimSun" w:hAnsi="Times New Roman" w:cs="Times New Roman"/>
+          <w:rFonts w:ascii="Times New Roman" w:eastAsia="SimSun" w:hAnsi="Times New Roman" w:cs="Times New Roman" w:hint="eastAsia"/>
         </w:rPr>
       </w:pPr>
       <w:r>
@@ -5714,7 +5698,13 @@
         <w:rPr>
           <w:rFonts w:ascii="Times New Roman" w:eastAsia="SimSun" w:hAnsi="Times New Roman" w:cs="Times New Roman"/>
         </w:rPr>
-        <w:t>在其他类型癌症中的作用及其调控机制。</w:t>
+        <w:t>在其他类型癌症中的作用及其调控机制</w:t>
+      </w:r>
+      <w:r>
+        <w:rPr>
+          <w:rFonts w:ascii="Times New Roman" w:eastAsia="SimSun" w:hAnsi="Times New Roman" w:cs="Times New Roman" w:hint="eastAsia"/>
+        </w:rPr>
+        <w:t>；</w:t>
       </w:r>
     </w:p>
     <w:p>
@@ -5740,9 +5730,9 @@
       </w:r>
       <w:r>
         <w:rPr>
-          <w:rFonts w:ascii="Times New Roman" w:eastAsia="SimSun" w:hAnsi="Times New Roman" w:cs="Times New Roman"/>
-        </w:rPr>
-        <w:t>​</w:t>
+          <w:rFonts w:ascii="Times New Roman" w:eastAsia="SimSun" w:hAnsi="Times New Roman" w:cs="Times New Roman" w:hint="eastAsia"/>
+        </w:rPr>
+        <w:t>。</w:t>
       </w:r>
     </w:p>
     <w:sectPr>
